--- a/Files/06 - Yom Tov/08 - Elul/5784/Elul 5784.docx
+++ b/Files/06 - Yom Tov/08 - Elul/5784/Elul 5784.docx
@@ -57,46 +57,13 @@
         <w:rPr>
           <w:rFonts w:ascii="Times New Roman" w:hAnsi="Times New Roman" w:cs="Times New Roman"/>
         </w:rPr>
-        <w:t>, which</w:t>
-      </w:r>
-      <w:r>
-        <w:rPr>
-          <w:rFonts w:ascii="Times New Roman" w:hAnsi="Times New Roman" w:cs="Times New Roman"/>
-        </w:rPr>
-        <w:t xml:space="preserve"> </w:t>
-      </w:r>
-      <w:r>
-        <w:rPr>
-          <w:rFonts w:ascii="Times New Roman" w:hAnsi="Times New Roman" w:cs="Times New Roman" w:hint="cs"/>
-          <w:rtl/>
-        </w:rPr>
-        <w:t>אני</w:t>
-      </w:r>
-      <w:r>
-        <w:rPr>
-          <w:rFonts w:ascii="Times New Roman" w:hAnsi="Times New Roman" w:cs="Times New Roman"/>
-          <w:rtl/>
-        </w:rPr>
-        <w:t xml:space="preserve"> </w:t>
-      </w:r>
-      <w:r>
-        <w:rPr>
-          <w:rFonts w:ascii="Times New Roman" w:hAnsi="Times New Roman" w:cs="Times New Roman" w:hint="cs"/>
-          <w:rtl/>
-        </w:rPr>
-        <w:t>הקטן</w:t>
-      </w:r>
-      <w:r>
-        <w:rPr>
-          <w:rFonts w:ascii="Times New Roman" w:hAnsi="Times New Roman" w:cs="Times New Roman"/>
-        </w:rPr>
-        <w:t xml:space="preserve"> thought of</w:t>
-      </w:r>
-      <w:r>
-        <w:rPr>
-          <w:rFonts w:ascii="Times New Roman" w:hAnsi="Times New Roman" w:cs="Times New Roman"/>
-        </w:rPr>
-        <w:t>, and I was inspired by a number of different people, including Rabbi O</w:t>
+        <w:t xml:space="preserve"> </w:t>
+      </w:r>
+      <w:r>
+        <w:rPr>
+          <w:rFonts w:ascii="Times New Roman" w:hAnsi="Times New Roman" w:cs="Times New Roman"/>
+        </w:rPr>
+        <w:t>was inspired by a number of people, including Rabbi O</w:t>
       </w:r>
       <w:r>
         <w:rPr>
@@ -133,7 +100,7 @@
         <w:rPr>
           <w:rFonts w:ascii="Times New Roman" w:hAnsi="Times New Roman" w:cs="Times New Roman"/>
         </w:rPr>
-        <w:t xml:space="preserve"> is unique and</w:t>
+        <w:t xml:space="preserve"> is</w:t>
       </w:r>
       <w:r>
         <w:rPr>
@@ -296,79 +263,103 @@
         <w:rPr>
           <w:rFonts w:ascii="Times New Roman" w:hAnsi="Times New Roman" w:cs="Times New Roman"/>
         </w:rPr>
+        <w:t xml:space="preserve"> </w:t>
+      </w:r>
+      <w:r>
+        <w:rPr>
+          <w:rFonts w:ascii="Times New Roman" w:hAnsi="Times New Roman" w:cs="Times New Roman"/>
+        </w:rPr>
+        <w:t>there is</w:t>
+      </w:r>
+      <w:r>
+        <w:rPr>
+          <w:rFonts w:ascii="Times New Roman" w:hAnsi="Times New Roman" w:cs="Times New Roman"/>
+        </w:rPr>
+        <w:t xml:space="preserve"> only</w:t>
+      </w:r>
+      <w:r>
+        <w:rPr>
+          <w:rFonts w:ascii="Times New Roman" w:hAnsi="Times New Roman" w:cs="Times New Roman"/>
+        </w:rPr>
+        <w:t xml:space="preserve"> one</w:t>
+      </w:r>
+      <w:r>
+        <w:rPr>
+          <w:rFonts w:ascii="Times New Roman" w:hAnsi="Times New Roman" w:cs="Times New Roman"/>
+        </w:rPr>
+        <w:t xml:space="preserve"> thing</w:t>
+      </w:r>
+      <w:r>
+        <w:rPr>
+          <w:rFonts w:ascii="Times New Roman" w:hAnsi="Times New Roman" w:cs="Times New Roman"/>
+        </w:rPr>
         <w:t xml:space="preserve"> that</w:t>
       </w:r>
       <w:r>
         <w:rPr>
           <w:rFonts w:ascii="Times New Roman" w:hAnsi="Times New Roman" w:cs="Times New Roman"/>
         </w:rPr>
+        <w:t xml:space="preserve"> I</w:t>
+      </w:r>
+      <w:r>
+        <w:rPr>
+          <w:rFonts w:ascii="Times New Roman" w:hAnsi="Times New Roman" w:cs="Times New Roman"/>
+        </w:rPr>
         <w:t>’</w:t>
       </w:r>
       <w:r>
         <w:rPr>
           <w:rFonts w:ascii="Times New Roman" w:hAnsi="Times New Roman" w:cs="Times New Roman"/>
         </w:rPr>
-        <w:t>s only</w:t>
-      </w:r>
-      <w:r>
-        <w:rPr>
-          <w:rFonts w:ascii="Times New Roman" w:hAnsi="Times New Roman" w:cs="Times New Roman"/>
-        </w:rPr>
-        <w:t xml:space="preserve"> one</w:t>
-      </w:r>
-      <w:r>
-        <w:rPr>
-          <w:rFonts w:ascii="Times New Roman" w:hAnsi="Times New Roman" w:cs="Times New Roman"/>
-        </w:rPr>
-        <w:t xml:space="preserve"> thing</w:t>
-      </w:r>
-      <w:r>
-        <w:rPr>
-          <w:rFonts w:ascii="Times New Roman" w:hAnsi="Times New Roman" w:cs="Times New Roman"/>
-        </w:rPr>
-        <w:t xml:space="preserve"> that</w:t>
-      </w:r>
-      <w:r>
-        <w:rPr>
-          <w:rFonts w:ascii="Times New Roman" w:hAnsi="Times New Roman" w:cs="Times New Roman"/>
-        </w:rPr>
-        <w:t xml:space="preserve"> I</w:t>
-      </w:r>
-      <w:r>
-        <w:rPr>
-          <w:rFonts w:ascii="Times New Roman" w:hAnsi="Times New Roman" w:cs="Times New Roman"/>
-        </w:rPr>
-        <w:t>’</w:t>
-      </w:r>
-      <w:r>
-        <w:rPr>
-          <w:rFonts w:ascii="Times New Roman" w:hAnsi="Times New Roman" w:cs="Times New Roman"/>
-        </w:rPr>
         <w:t>m asking for</w:t>
       </w:r>
       <w:r>
         <w:rPr>
           <w:rFonts w:ascii="Times New Roman" w:hAnsi="Times New Roman" w:cs="Times New Roman"/>
         </w:rPr>
-        <w:t xml:space="preserve">. And then we go home </w:t>
-      </w:r>
-      <w:r>
-        <w:rPr>
-          <w:rFonts w:ascii="Times New Roman" w:hAnsi="Times New Roman" w:cs="Times New Roman"/>
-        </w:rPr>
-        <w:t xml:space="preserve">and we wash and we have a nice fresh roll and a little scrambled egg or whatever. And then we </w:t>
-      </w:r>
-      <w:r>
-        <w:rPr>
-          <w:rFonts w:ascii="Times New Roman" w:hAnsi="Times New Roman" w:cs="Times New Roman"/>
-        </w:rPr>
-        <w:t>bentch, an</w:t>
-      </w:r>
-      <w:r>
-        <w:rPr>
-          <w:rFonts w:ascii="Times New Roman" w:hAnsi="Times New Roman" w:cs="Times New Roman"/>
-        </w:rPr>
-        <w:t xml:space="preserve">d in </w:t>
+        <w:t xml:space="preserve">. </w:t>
+      </w:r>
+      <w:r>
+        <w:rPr>
+          <w:rFonts w:ascii="Times New Roman" w:hAnsi="Times New Roman" w:cs="Times New Roman"/>
+        </w:rPr>
+        <w:t>T</w:t>
+      </w:r>
+      <w:r>
+        <w:rPr>
+          <w:rFonts w:ascii="Times New Roman" w:hAnsi="Times New Roman" w:cs="Times New Roman"/>
+        </w:rPr>
+        <w:t xml:space="preserve">hen we go home </w:t>
+      </w:r>
+      <w:r>
+        <w:rPr>
+          <w:rFonts w:ascii="Times New Roman" w:hAnsi="Times New Roman" w:cs="Times New Roman"/>
+        </w:rPr>
+        <w:t>and we wash and we have a nice fresh roll and a l</w:t>
+      </w:r>
+      <w:r>
+        <w:rPr>
+          <w:rFonts w:ascii="Times New Roman" w:hAnsi="Times New Roman" w:cs="Times New Roman"/>
+        </w:rPr>
+        <w:t xml:space="preserve">ittle scrambled egg or whatever, and </w:t>
+      </w:r>
+      <w:r>
+        <w:rPr>
+          <w:rFonts w:ascii="Times New Roman" w:hAnsi="Times New Roman" w:cs="Times New Roman"/>
+        </w:rPr>
+        <w:t xml:space="preserve">then we </w:t>
+      </w:r>
+      <w:r>
+        <w:rPr>
+          <w:rFonts w:ascii="Times New Roman" w:hAnsi="Times New Roman" w:cs="Times New Roman"/>
+        </w:rPr>
+        <w:t>bentch. I</w:t>
+      </w:r>
+      <w:r>
+        <w:rPr>
+          <w:rFonts w:ascii="Times New Roman" w:hAnsi="Times New Roman" w:cs="Times New Roman"/>
+        </w:rPr>
+        <w:t xml:space="preserve">n </w:t>
       </w:r>
       <w:r>
         <w:rPr>
@@ -380,48 +371,13 @@
         <w:rPr>
           <w:rFonts w:ascii="Times New Roman" w:hAnsi="Times New Roman" w:cs="Times New Roman"/>
         </w:rPr>
-        <w:t xml:space="preserve"> we say </w:t>
-      </w:r>
-      <w:r>
-        <w:rPr>
-          <w:rFonts w:ascii="Times New Roman" w:hAnsi="Times New Roman" w:cs="Times New Roman" w:hint="cs"/>
-          <w:rtl/>
-        </w:rPr>
-        <w:t>הקדוש</w:t>
-      </w:r>
-      <w:r>
-        <w:rPr>
-          <w:rFonts w:ascii="Times New Roman" w:hAnsi="Times New Roman" w:cs="Times New Roman"/>
-          <w:rtl/>
-        </w:rPr>
-        <w:t xml:space="preserve"> </w:t>
-      </w:r>
-      <w:r>
-        <w:rPr>
-          <w:rFonts w:ascii="Times New Roman" w:hAnsi="Times New Roman" w:cs="Times New Roman" w:hint="cs"/>
-          <w:rtl/>
-        </w:rPr>
-        <w:t>ברוך</w:t>
-      </w:r>
-      <w:r>
-        <w:rPr>
-          <w:rFonts w:ascii="Times New Roman" w:hAnsi="Times New Roman" w:cs="Times New Roman"/>
-          <w:rtl/>
-        </w:rPr>
-        <w:t xml:space="preserve"> </w:t>
-      </w:r>
-      <w:r>
-        <w:rPr>
-          <w:rFonts w:ascii="Times New Roman" w:hAnsi="Times New Roman" w:cs="Times New Roman" w:hint="cs"/>
-          <w:rtl/>
-        </w:rPr>
-        <w:t>הוא</w:t>
-      </w:r>
-      <w:r>
-        <w:rPr>
-          <w:rFonts w:ascii="Times New Roman" w:hAnsi="Times New Roman" w:cs="Times New Roman"/>
-        </w:rPr>
-        <w:t>, I need:</w:t>
+        <w:t xml:space="preserve"> we say</w:t>
+      </w:r>
+      <w:r>
+        <w:rPr>
+          <w:rFonts w:ascii="Times New Roman" w:hAnsi="Times New Roman" w:cs="Times New Roman"/>
+        </w:rPr>
+        <w:t>:</w:t>
       </w:r>
     </w:p>
     <w:p>
@@ -436,6 +392,47 @@
           <w:rFonts w:ascii="Times New Roman" w:hAnsi="Times New Roman" w:cs="Times New Roman" w:hint="cs"/>
           <w:rtl/>
         </w:rPr>
+        <w:t>הקדוש</w:t>
+      </w:r>
+      <w:r>
+        <w:rPr>
+          <w:rFonts w:ascii="Times New Roman" w:hAnsi="Times New Roman" w:cs="Times New Roman"/>
+          <w:rtl/>
+        </w:rPr>
+        <w:t xml:space="preserve"> </w:t>
+      </w:r>
+      <w:r>
+        <w:rPr>
+          <w:rFonts w:ascii="Times New Roman" w:hAnsi="Times New Roman" w:cs="Times New Roman" w:hint="cs"/>
+          <w:rtl/>
+        </w:rPr>
+        <w:t>ברוך</w:t>
+      </w:r>
+      <w:r>
+        <w:rPr>
+          <w:rFonts w:ascii="Times New Roman" w:hAnsi="Times New Roman" w:cs="Times New Roman"/>
+          <w:rtl/>
+        </w:rPr>
+        <w:t xml:space="preserve"> </w:t>
+      </w:r>
+      <w:r>
+        <w:rPr>
+          <w:rFonts w:ascii="Times New Roman" w:hAnsi="Times New Roman" w:cs="Times New Roman" w:hint="cs"/>
+          <w:rtl/>
+        </w:rPr>
+        <w:t>הוא</w:t>
+      </w:r>
+      <w:r>
+        <w:rPr>
+          <w:rFonts w:ascii="Times New Roman" w:hAnsi="Times New Roman" w:cs="Times New Roman"/>
+        </w:rPr>
+        <w:t>, I need -</w:t>
+      </w:r>
+      <w:r>
+        <w:rPr>
+          <w:rFonts w:ascii="Times New Roman" w:hAnsi="Times New Roman" w:cs="Times New Roman" w:hint="cs"/>
+          <w:rtl/>
+        </w:rPr>
         <w:t>לְחֵן</w:t>
       </w:r>
       <w:r>
@@ -1007,7 +1004,13 @@
         <w:rPr>
           <w:rFonts w:ascii="Times New Roman" w:hAnsi="Times New Roman" w:cs="Times New Roman"/>
         </w:rPr>
-        <w:t xml:space="preserve">that we ask for one thing in </w:t>
+        <w:t>there is</w:t>
+      </w:r>
+      <w:r>
+        <w:rPr>
+          <w:rFonts w:ascii="Times New Roman" w:hAnsi="Times New Roman" w:cs="Times New Roman"/>
+        </w:rPr>
+        <w:t xml:space="preserve"> one thing in </w:t>
       </w:r>
       <w:r>
         <w:rPr>
@@ -1031,7 +1034,251 @@
         <w:rPr>
           <w:rFonts w:ascii="Times New Roman" w:hAnsi="Times New Roman" w:cs="Times New Roman"/>
         </w:rPr>
-        <w:t xml:space="preserve"> we don</w:t>
+        <w:t xml:space="preserve"> we do</w:t>
+      </w:r>
+      <w:r>
+        <w:rPr>
+          <w:rFonts w:ascii="Times New Roman" w:hAnsi="Times New Roman" w:cs="Times New Roman"/>
+        </w:rPr>
+        <w:t xml:space="preserve"> </w:t>
+      </w:r>
+      <w:r>
+        <w:rPr>
+          <w:rFonts w:ascii="Times New Roman" w:hAnsi="Times New Roman" w:cs="Times New Roman"/>
+        </w:rPr>
+        <w:t>n</w:t>
+      </w:r>
+      <w:r>
+        <w:rPr>
+          <w:rFonts w:ascii="Times New Roman" w:hAnsi="Times New Roman" w:cs="Times New Roman"/>
+        </w:rPr>
+        <w:t>o</w:t>
+      </w:r>
+      <w:r>
+        <w:rPr>
+          <w:rFonts w:ascii="Times New Roman" w:hAnsi="Times New Roman" w:cs="Times New Roman"/>
+        </w:rPr>
+        <w:t xml:space="preserve">t want. </w:t>
+      </w:r>
+      <w:r>
+        <w:rPr>
+          <w:rFonts w:ascii="Times New Roman" w:hAnsi="Times New Roman" w:cs="Times New Roman" w:hint="cs"/>
+          <w:rtl/>
+        </w:rPr>
+        <w:t>לֺא</w:t>
+      </w:r>
+      <w:r>
+        <w:rPr>
+          <w:rFonts w:ascii="Times New Roman" w:hAnsi="Times New Roman" w:cs="Times New Roman"/>
+          <w:rtl/>
+        </w:rPr>
+        <w:t xml:space="preserve"> </w:t>
+      </w:r>
+      <w:r>
+        <w:rPr>
+          <w:rFonts w:ascii="Times New Roman" w:hAnsi="Times New Roman" w:cs="Times New Roman" w:hint="cs"/>
+          <w:rtl/>
+        </w:rPr>
+        <w:t>לִידֵי</w:t>
+      </w:r>
+      <w:r>
+        <w:rPr>
+          <w:rFonts w:ascii="Times New Roman" w:hAnsi="Times New Roman" w:cs="Times New Roman"/>
+          <w:rtl/>
+        </w:rPr>
+        <w:t xml:space="preserve"> </w:t>
+      </w:r>
+      <w:r>
+        <w:rPr>
+          <w:rFonts w:ascii="Times New Roman" w:hAnsi="Times New Roman" w:cs="Times New Roman" w:hint="cs"/>
+          <w:rtl/>
+        </w:rPr>
+        <w:t>מַתְּנַת</w:t>
+      </w:r>
+      <w:r>
+        <w:rPr>
+          <w:rFonts w:ascii="Times New Roman" w:hAnsi="Times New Roman" w:cs="Times New Roman"/>
+          <w:rtl/>
+        </w:rPr>
+        <w:t xml:space="preserve"> </w:t>
+      </w:r>
+      <w:r>
+        <w:rPr>
+          <w:rFonts w:ascii="Times New Roman" w:hAnsi="Times New Roman" w:cs="Times New Roman" w:hint="cs"/>
+          <w:rtl/>
+        </w:rPr>
+        <w:t>בָּשָׂר</w:t>
+      </w:r>
+      <w:r>
+        <w:rPr>
+          <w:rFonts w:ascii="Times New Roman" w:hAnsi="Times New Roman" w:cs="Times New Roman"/>
+          <w:rtl/>
+        </w:rPr>
+        <w:t xml:space="preserve"> </w:t>
+      </w:r>
+      <w:r>
+        <w:rPr>
+          <w:rFonts w:ascii="Times New Roman" w:hAnsi="Times New Roman" w:cs="Times New Roman" w:hint="cs"/>
+          <w:rtl/>
+        </w:rPr>
+        <w:t>וָדָם</w:t>
+      </w:r>
+      <w:r>
+        <w:rPr>
+          <w:rFonts w:ascii="Times New Roman" w:hAnsi="Times New Roman" w:cs="Times New Roman"/>
+        </w:rPr>
+        <w:t xml:space="preserve"> -</w:t>
+      </w:r>
+      <w:r>
+        <w:rPr>
+          <w:rFonts w:ascii="Times New Roman" w:hAnsi="Times New Roman" w:cs="Times New Roman"/>
+        </w:rPr>
+        <w:t xml:space="preserve"> everything </w:t>
+      </w:r>
+      <w:r>
+        <w:rPr>
+          <w:rFonts w:ascii="Times New Roman" w:hAnsi="Times New Roman" w:cs="Times New Roman"/>
+        </w:rPr>
+        <w:t xml:space="preserve">that I need should come </w:t>
+      </w:r>
+      <w:r>
+        <w:rPr>
+          <w:rFonts w:ascii="Times New Roman" w:hAnsi="Times New Roman" w:cs="Times New Roman"/>
+        </w:rPr>
+        <w:t xml:space="preserve">directly from you, not from </w:t>
+      </w:r>
+      <w:r>
+        <w:rPr>
+          <w:rFonts w:ascii="Times New Roman" w:hAnsi="Times New Roman" w:cs="Times New Roman" w:hint="cs"/>
+          <w:rtl/>
+        </w:rPr>
+        <w:t>מַתְּנַת</w:t>
+      </w:r>
+      <w:r>
+        <w:rPr>
+          <w:rFonts w:ascii="Times New Roman" w:hAnsi="Times New Roman" w:cs="Times New Roman"/>
+          <w:rtl/>
+        </w:rPr>
+        <w:t xml:space="preserve"> </w:t>
+      </w:r>
+      <w:r>
+        <w:rPr>
+          <w:rFonts w:ascii="Times New Roman" w:hAnsi="Times New Roman" w:cs="Times New Roman" w:hint="cs"/>
+          <w:rtl/>
+        </w:rPr>
+        <w:t>בָּשָׂר</w:t>
+      </w:r>
+      <w:r>
+        <w:rPr>
+          <w:rFonts w:ascii="Times New Roman" w:hAnsi="Times New Roman" w:cs="Times New Roman"/>
+          <w:rtl/>
+        </w:rPr>
+        <w:t xml:space="preserve"> </w:t>
+      </w:r>
+      <w:r>
+        <w:rPr>
+          <w:rFonts w:ascii="Times New Roman" w:hAnsi="Times New Roman" w:cs="Times New Roman" w:hint="cs"/>
+          <w:rtl/>
+        </w:rPr>
+        <w:t>וָדָם</w:t>
+      </w:r>
+      <w:r>
+        <w:rPr>
+          <w:rFonts w:ascii="Times New Roman" w:hAnsi="Times New Roman" w:cs="Times New Roman"/>
+        </w:rPr>
+        <w:t xml:space="preserve">. </w:t>
+      </w:r>
+      <w:r>
+        <w:rPr>
+          <w:rFonts w:ascii="Times New Roman" w:hAnsi="Times New Roman" w:cs="Times New Roman" w:hint="cs"/>
+          <w:rtl/>
+        </w:rPr>
+        <w:t>חס</w:t>
+      </w:r>
+      <w:r>
+        <w:rPr>
+          <w:rFonts w:ascii="Times New Roman" w:hAnsi="Times New Roman" w:cs="Times New Roman"/>
+          <w:rtl/>
+        </w:rPr>
+        <w:t xml:space="preserve"> </w:t>
+      </w:r>
+      <w:r>
+        <w:rPr>
+          <w:rFonts w:ascii="Times New Roman" w:hAnsi="Times New Roman" w:cs="Times New Roman" w:hint="cs"/>
+          <w:rtl/>
+        </w:rPr>
+        <w:t>ושלום</w:t>
+      </w:r>
+      <w:r>
+        <w:rPr>
+          <w:rFonts w:ascii="Times New Roman" w:hAnsi="Times New Roman" w:cs="Times New Roman"/>
+        </w:rPr>
+        <w:t xml:space="preserve">, we should never have to come on to </w:t>
+      </w:r>
+      <w:r>
+        <w:rPr>
+          <w:rFonts w:ascii="Times New Roman" w:hAnsi="Times New Roman" w:cs="Times New Roman" w:hint="cs"/>
+          <w:rtl/>
+        </w:rPr>
+        <w:t>מַתְּנַת</w:t>
+      </w:r>
+      <w:r>
+        <w:rPr>
+          <w:rFonts w:ascii="Times New Roman" w:hAnsi="Times New Roman" w:cs="Times New Roman"/>
+          <w:rtl/>
+        </w:rPr>
+        <w:t xml:space="preserve"> </w:t>
+      </w:r>
+      <w:r>
+        <w:rPr>
+          <w:rFonts w:ascii="Times New Roman" w:hAnsi="Times New Roman" w:cs="Times New Roman" w:hint="cs"/>
+          <w:rtl/>
+        </w:rPr>
+        <w:t>בָּשָׂר</w:t>
+      </w:r>
+      <w:r>
+        <w:rPr>
+          <w:rFonts w:ascii="Times New Roman" w:hAnsi="Times New Roman" w:cs="Times New Roman"/>
+          <w:rtl/>
+        </w:rPr>
+        <w:t xml:space="preserve"> </w:t>
+      </w:r>
+      <w:r>
+        <w:rPr>
+          <w:rFonts w:ascii="Times New Roman" w:hAnsi="Times New Roman" w:cs="Times New Roman" w:hint="cs"/>
+          <w:rtl/>
+        </w:rPr>
+        <w:t>וָדָם</w:t>
+      </w:r>
+      <w:r>
+        <w:rPr>
+          <w:rFonts w:ascii="Times New Roman" w:hAnsi="Times New Roman" w:cs="Times New Roman"/>
+        </w:rPr>
+        <w:t xml:space="preserve">. Let me ask you a question. </w:t>
+      </w:r>
+      <w:r>
+        <w:rPr>
+          <w:rFonts w:ascii="Times New Roman" w:hAnsi="Times New Roman" w:cs="Times New Roman"/>
+        </w:rPr>
+        <w:t>A ki</w:t>
+      </w:r>
+      <w:r>
+        <w:rPr>
+          <w:rFonts w:ascii="Times New Roman" w:hAnsi="Times New Roman" w:cs="Times New Roman"/>
+        </w:rPr>
+        <w:t xml:space="preserve">d comes home from school and he says, </w:t>
+      </w:r>
+      <w:r>
+        <w:rPr>
+          <w:rFonts w:ascii="Times New Roman" w:hAnsi="Times New Roman" w:cs="Times New Roman"/>
+        </w:rPr>
+        <w:t>‘</w:t>
+      </w:r>
+      <w:r>
+        <w:rPr>
+          <w:rFonts w:ascii="Times New Roman" w:hAnsi="Times New Roman" w:cs="Times New Roman"/>
+        </w:rPr>
+        <w:t>Ma, what</w:t>
       </w:r>
       <w:r>
         <w:rPr>
@@ -1043,35 +1290,19 @@
         <w:rPr>
           <w:rFonts w:ascii="Times New Roman" w:hAnsi="Times New Roman" w:cs="Times New Roman"/>
         </w:rPr>
-        <w:t xml:space="preserve">t want. </w:t>
-      </w:r>
-      <w:r>
-        <w:rPr>
-          <w:rFonts w:ascii="Times New Roman" w:hAnsi="Times New Roman" w:cs="Times New Roman" w:hint="cs"/>
-          <w:rtl/>
-        </w:rPr>
-        <w:t>לֺא</w:t>
-      </w:r>
-      <w:r>
-        <w:rPr>
-          <w:rFonts w:ascii="Times New Roman" w:hAnsi="Times New Roman" w:cs="Times New Roman"/>
-          <w:rtl/>
-        </w:rPr>
-        <w:t xml:space="preserve"> </w:t>
-      </w:r>
-      <w:r>
-        <w:rPr>
-          <w:rFonts w:ascii="Times New Roman" w:hAnsi="Times New Roman" w:cs="Times New Roman" w:hint="cs"/>
-          <w:rtl/>
-        </w:rPr>
-        <w:t>לִידֵי</w:t>
-      </w:r>
-      <w:r>
-        <w:rPr>
-          <w:rFonts w:ascii="Times New Roman" w:hAnsi="Times New Roman" w:cs="Times New Roman"/>
-          <w:rtl/>
-        </w:rPr>
-        <w:t xml:space="preserve"> </w:t>
+        <w:t>s for supper?</w:t>
+      </w:r>
+      <w:r>
+        <w:rPr>
+          <w:rFonts w:ascii="Times New Roman" w:hAnsi="Times New Roman" w:cs="Times New Roman"/>
+        </w:rPr>
+        <w:t>’</w:t>
+      </w:r>
+      <w:r>
+        <w:rPr>
+          <w:rFonts w:ascii="Times New Roman" w:hAnsi="Times New Roman" w:cs="Times New Roman"/>
+        </w:rPr>
+        <w:t xml:space="preserve"> So she gives him supper. Is that called </w:t>
       </w:r>
       <w:r>
         <w:rPr>
@@ -1112,51 +1343,106 @@
         <w:rPr>
           <w:rFonts w:ascii="Times New Roman" w:hAnsi="Times New Roman" w:cs="Times New Roman"/>
         </w:rPr>
-        <w:t xml:space="preserve"> -</w:t>
-      </w:r>
-      <w:r>
-        <w:rPr>
-          <w:rFonts w:ascii="Times New Roman" w:hAnsi="Times New Roman" w:cs="Times New Roman"/>
-        </w:rPr>
-        <w:t xml:space="preserve"> I want </w:t>
-      </w:r>
-      <w:r>
-        <w:rPr>
-          <w:rFonts w:ascii="Times New Roman" w:hAnsi="Times New Roman" w:cs="Times New Roman"/>
-        </w:rPr>
-        <w:t xml:space="preserve">that </w:t>
-      </w:r>
-      <w:r>
-        <w:rPr>
-          <w:rFonts w:ascii="Times New Roman" w:hAnsi="Times New Roman" w:cs="Times New Roman"/>
-        </w:rPr>
-        <w:t xml:space="preserve">everything you want to give </w:t>
-      </w:r>
-      <w:r>
-        <w:rPr>
-          <w:rFonts w:ascii="Times New Roman" w:hAnsi="Times New Roman" w:cs="Times New Roman"/>
-        </w:rPr>
-        <w:t xml:space="preserve">to me should come </w:t>
-      </w:r>
-      <w:r>
-        <w:rPr>
-          <w:rFonts w:ascii="Times New Roman" w:hAnsi="Times New Roman" w:cs="Times New Roman"/>
-        </w:rPr>
-        <w:t xml:space="preserve">directly from you, not from </w:t>
-      </w:r>
-      <w:r>
-        <w:rPr>
-          <w:rFonts w:ascii="Times New Roman" w:hAnsi="Times New Roman" w:cs="Times New Roman" w:hint="cs"/>
-          <w:rtl/>
-        </w:rPr>
-        <w:t>לִידֵי</w:t>
-      </w:r>
-      <w:r>
-        <w:rPr>
-          <w:rFonts w:ascii="Times New Roman" w:hAnsi="Times New Roman" w:cs="Times New Roman"/>
-          <w:rtl/>
-        </w:rPr>
-        <w:t xml:space="preserve"> </w:t>
+        <w:t>?</w:t>
+      </w:r>
+      <w:r>
+        <w:rPr>
+          <w:rFonts w:ascii="Times New Roman" w:hAnsi="Times New Roman" w:cs="Times New Roman"/>
+        </w:rPr>
+        <w:t xml:space="preserve"> An older kid asks</w:t>
+      </w:r>
+      <w:r>
+        <w:rPr>
+          <w:rFonts w:ascii="Times New Roman" w:hAnsi="Times New Roman" w:cs="Times New Roman"/>
+        </w:rPr>
+        <w:t xml:space="preserve">, </w:t>
+      </w:r>
+      <w:r>
+        <w:rPr>
+          <w:rFonts w:ascii="Times New Roman" w:hAnsi="Times New Roman" w:cs="Times New Roman"/>
+        </w:rPr>
+        <w:t>‘</w:t>
+      </w:r>
+      <w:r>
+        <w:rPr>
+          <w:rFonts w:ascii="Times New Roman" w:hAnsi="Times New Roman" w:cs="Times New Roman"/>
+        </w:rPr>
+        <w:t>Daddy, I</w:t>
+      </w:r>
+      <w:r>
+        <w:rPr>
+          <w:rFonts w:ascii="Times New Roman" w:hAnsi="Times New Roman" w:cs="Times New Roman"/>
+        </w:rPr>
+        <w:t>’</w:t>
+      </w:r>
+      <w:r>
+        <w:rPr>
+          <w:rFonts w:ascii="Times New Roman" w:hAnsi="Times New Roman" w:cs="Times New Roman"/>
+        </w:rPr>
+        <w:t xml:space="preserve">m getting </w:t>
+      </w:r>
+      <w:r>
+        <w:rPr>
+          <w:rFonts w:ascii="Times New Roman" w:hAnsi="Times New Roman" w:cs="Times New Roman" w:hint="cs"/>
+          <w:rtl/>
+        </w:rPr>
+        <w:t>בר</w:t>
+      </w:r>
+      <w:r>
+        <w:rPr>
+          <w:rFonts w:ascii="Times New Roman" w:hAnsi="Times New Roman" w:cs="Times New Roman"/>
+          <w:rtl/>
+        </w:rPr>
+        <w:t xml:space="preserve"> </w:t>
+      </w:r>
+      <w:r>
+        <w:rPr>
+          <w:rFonts w:ascii="Times New Roman" w:hAnsi="Times New Roman" w:cs="Times New Roman" w:hint="cs"/>
+          <w:rtl/>
+        </w:rPr>
+        <w:t>מצוה</w:t>
+      </w:r>
+      <w:r>
+        <w:rPr>
+          <w:rFonts w:ascii="Times New Roman" w:hAnsi="Times New Roman" w:cs="Times New Roman"/>
+        </w:rPr>
+        <w:t>, can I have a Borsalino?</w:t>
+      </w:r>
+      <w:r>
+        <w:rPr>
+          <w:rFonts w:ascii="Times New Roman" w:hAnsi="Times New Roman" w:cs="Times New Roman"/>
+        </w:rPr>
+        <w:t>’</w:t>
+      </w:r>
+      <w:r>
+        <w:rPr>
+          <w:rFonts w:ascii="Times New Roman" w:hAnsi="Times New Roman" w:cs="Times New Roman"/>
+        </w:rPr>
+        <w:t xml:space="preserve"> </w:t>
+      </w:r>
+      <w:r>
+        <w:rPr>
+          <w:rFonts w:ascii="Times New Roman" w:hAnsi="Times New Roman" w:cs="Times New Roman"/>
+        </w:rPr>
+        <w:t>‘</w:t>
+      </w:r>
+      <w:r>
+        <w:rPr>
+          <w:rFonts w:ascii="Times New Roman" w:hAnsi="Times New Roman" w:cs="Times New Roman"/>
+        </w:rPr>
+        <w:t>Okay, you can have a Borsalino.</w:t>
+      </w:r>
+      <w:r>
+        <w:rPr>
+          <w:rFonts w:ascii="Times New Roman" w:hAnsi="Times New Roman" w:cs="Times New Roman"/>
+        </w:rPr>
+        <w:t>’</w:t>
+      </w:r>
+      <w:r>
+        <w:rPr>
+          <w:rFonts w:ascii="Times New Roman" w:hAnsi="Times New Roman" w:cs="Times New Roman"/>
+        </w:rPr>
+        <w:t xml:space="preserve"> Is that </w:t>
       </w:r>
       <w:r>
         <w:rPr>
@@ -1196,36 +1482,68 @@
       <w:r>
         <w:rPr>
           <w:rFonts w:ascii="Times New Roman" w:hAnsi="Times New Roman" w:cs="Times New Roman"/>
-          <w:rtl/>
-        </w:rPr>
-        <w:t xml:space="preserve">. </w:t>
-      </w:r>
-      <w:r>
-        <w:rPr>
-          <w:rFonts w:ascii="Times New Roman" w:hAnsi="Times New Roman" w:cs="Times New Roman" w:hint="cs"/>
-          <w:rtl/>
-        </w:rPr>
-        <w:t>חס</w:t>
-      </w:r>
-      <w:r>
-        <w:rPr>
-          <w:rFonts w:ascii="Times New Roman" w:hAnsi="Times New Roman" w:cs="Times New Roman"/>
-          <w:rtl/>
-        </w:rPr>
-        <w:t xml:space="preserve"> </w:t>
-      </w:r>
-      <w:r>
-        <w:rPr>
-          <w:rFonts w:ascii="Times New Roman" w:hAnsi="Times New Roman" w:cs="Times New Roman" w:hint="cs"/>
-          <w:rtl/>
-        </w:rPr>
-        <w:t>ושלום</w:t>
-      </w:r>
-      <w:r>
-        <w:rPr>
-          <w:rFonts w:ascii="Times New Roman" w:hAnsi="Times New Roman" w:cs="Times New Roman"/>
-        </w:rPr>
-        <w:t xml:space="preserve">, we should never have to come on to </w:t>
+        </w:rPr>
+        <w:t>? A</w:t>
+      </w:r>
+      <w:r>
+        <w:rPr>
+          <w:rFonts w:ascii="Times New Roman" w:hAnsi="Times New Roman" w:cs="Times New Roman"/>
+        </w:rPr>
+        <w:t>n</w:t>
+      </w:r>
+      <w:r>
+        <w:rPr>
+          <w:rFonts w:ascii="Times New Roman" w:hAnsi="Times New Roman" w:cs="Times New Roman"/>
+        </w:rPr>
+        <w:t xml:space="preserve"> </w:t>
+      </w:r>
+      <w:r>
+        <w:rPr>
+          <w:rFonts w:ascii="Times New Roman" w:hAnsi="Times New Roman" w:cs="Times New Roman"/>
+        </w:rPr>
+        <w:t>even</w:t>
+      </w:r>
+      <w:r>
+        <w:rPr>
+          <w:rFonts w:ascii="Times New Roman" w:hAnsi="Times New Roman" w:cs="Times New Roman"/>
+        </w:rPr>
+        <w:t xml:space="preserve"> </w:t>
+      </w:r>
+      <w:r>
+        <w:rPr>
+          <w:rFonts w:ascii="Times New Roman" w:hAnsi="Times New Roman" w:cs="Times New Roman"/>
+        </w:rPr>
+        <w:t xml:space="preserve">older kid </w:t>
+      </w:r>
+      <w:r>
+        <w:rPr>
+          <w:rFonts w:ascii="Times New Roman" w:hAnsi="Times New Roman" w:cs="Times New Roman"/>
+        </w:rPr>
+        <w:t xml:space="preserve">comes along and says, </w:t>
+      </w:r>
+      <w:r>
+        <w:rPr>
+          <w:rFonts w:ascii="Times New Roman" w:hAnsi="Times New Roman" w:cs="Times New Roman"/>
+        </w:rPr>
+        <w:t>‘</w:t>
+      </w:r>
+      <w:r>
+        <w:rPr>
+          <w:rFonts w:ascii="Times New Roman" w:hAnsi="Times New Roman" w:cs="Times New Roman"/>
+        </w:rPr>
+        <w:t>Dad, can I borrow the car keys?</w:t>
+      </w:r>
+      <w:r>
+        <w:rPr>
+          <w:rFonts w:ascii="Times New Roman" w:hAnsi="Times New Roman" w:cs="Times New Roman"/>
+        </w:rPr>
+        <w:t>’</w:t>
+      </w:r>
+      <w:r>
+        <w:rPr>
+          <w:rFonts w:ascii="Times New Roman" w:hAnsi="Times New Roman" w:cs="Times New Roman"/>
+        </w:rPr>
+        <w:t xml:space="preserve"> Is that </w:t>
       </w:r>
       <w:r>
         <w:rPr>
@@ -1266,19 +1584,7 @@
         <w:rPr>
           <w:rFonts w:ascii="Times New Roman" w:hAnsi="Times New Roman" w:cs="Times New Roman"/>
         </w:rPr>
-        <w:t xml:space="preserve">. Let me ask you a question. </w:t>
-      </w:r>
-      <w:r>
-        <w:rPr>
-          <w:rFonts w:ascii="Times New Roman" w:hAnsi="Times New Roman" w:cs="Times New Roman"/>
-        </w:rPr>
-        <w:t>A ki</w:t>
-      </w:r>
-      <w:r>
-        <w:rPr>
-          <w:rFonts w:ascii="Times New Roman" w:hAnsi="Times New Roman" w:cs="Times New Roman"/>
-        </w:rPr>
-        <w:t xml:space="preserve">d comes home from school and he says, </w:t>
+        <w:t xml:space="preserve">? And even better, </w:t>
       </w:r>
       <w:r>
         <w:rPr>
@@ -1290,7 +1596,7 @@
         <w:rPr>
           <w:rFonts w:ascii="Times New Roman" w:hAnsi="Times New Roman" w:cs="Times New Roman"/>
         </w:rPr>
-        <w:t>Ma, what</w:t>
+        <w:t>Can I have a car?</w:t>
       </w:r>
       <w:r>
         <w:rPr>
@@ -1302,7 +1608,48 @@
         <w:rPr>
           <w:rFonts w:ascii="Times New Roman" w:hAnsi="Times New Roman" w:cs="Times New Roman"/>
         </w:rPr>
-        <w:t>s for supper?</w:t>
+        <w:t xml:space="preserve"> Is that </w:t>
+      </w:r>
+      <w:r>
+        <w:rPr>
+          <w:rFonts w:ascii="Times New Roman" w:hAnsi="Times New Roman" w:cs="Times New Roman" w:hint="cs"/>
+          <w:rtl/>
+        </w:rPr>
+        <w:t>מַתְּנַת</w:t>
+      </w:r>
+      <w:r>
+        <w:rPr>
+          <w:rFonts w:ascii="Times New Roman" w:hAnsi="Times New Roman" w:cs="Times New Roman"/>
+          <w:rtl/>
+        </w:rPr>
+        <w:t xml:space="preserve"> </w:t>
+      </w:r>
+      <w:r>
+        <w:rPr>
+          <w:rFonts w:ascii="Times New Roman" w:hAnsi="Times New Roman" w:cs="Times New Roman" w:hint="cs"/>
+          <w:rtl/>
+        </w:rPr>
+        <w:t>בָּשָׂר</w:t>
+      </w:r>
+      <w:r>
+        <w:rPr>
+          <w:rFonts w:ascii="Times New Roman" w:hAnsi="Times New Roman" w:cs="Times New Roman"/>
+          <w:rtl/>
+        </w:rPr>
+        <w:t xml:space="preserve"> </w:t>
+      </w:r>
+      <w:r>
+        <w:rPr>
+          <w:rFonts w:ascii="Times New Roman" w:hAnsi="Times New Roman" w:cs="Times New Roman" w:hint="cs"/>
+          <w:rtl/>
+        </w:rPr>
+        <w:t>וָדָם</w:t>
+      </w:r>
+      <w:r>
+        <w:rPr>
+          <w:rFonts w:ascii="Times New Roman" w:hAnsi="Times New Roman" w:cs="Times New Roman"/>
+        </w:rPr>
+        <w:t>? No, that</w:t>
       </w:r>
       <w:r>
         <w:rPr>
@@ -1314,7 +1661,7 @@
         <w:rPr>
           <w:rFonts w:ascii="Times New Roman" w:hAnsi="Times New Roman" w:cs="Times New Roman"/>
         </w:rPr>
-        <w:t xml:space="preserve"> So she gives him supper. Is that called </w:t>
+        <w:t xml:space="preserve">s not </w:t>
       </w:r>
       <w:r>
         <w:rPr>
@@ -1355,31 +1702,7 @@
         <w:rPr>
           <w:rFonts w:ascii="Times New Roman" w:hAnsi="Times New Roman" w:cs="Times New Roman"/>
         </w:rPr>
-        <w:t>?</w:t>
-      </w:r>
-      <w:r>
-        <w:rPr>
-          <w:rFonts w:ascii="Times New Roman" w:hAnsi="Times New Roman" w:cs="Times New Roman"/>
-        </w:rPr>
-        <w:t xml:space="preserve"> An older kid asks</w:t>
-      </w:r>
-      <w:r>
-        <w:rPr>
-          <w:rFonts w:ascii="Times New Roman" w:hAnsi="Times New Roman" w:cs="Times New Roman"/>
-        </w:rPr>
-        <w:t xml:space="preserve">, </w:t>
-      </w:r>
-      <w:r>
-        <w:rPr>
-          <w:rFonts w:ascii="Times New Roman" w:hAnsi="Times New Roman" w:cs="Times New Roman"/>
-        </w:rPr>
-        <w:t>‘</w:t>
-      </w:r>
-      <w:r>
-        <w:rPr>
-          <w:rFonts w:ascii="Times New Roman" w:hAnsi="Times New Roman" w:cs="Times New Roman"/>
-        </w:rPr>
-        <w:t>Daddy, I</w:t>
+        <w:t>. Why? Because that</w:t>
       </w:r>
       <w:r>
         <w:rPr>
@@ -1391,34 +1714,20 @@
         <w:rPr>
           <w:rFonts w:ascii="Times New Roman" w:hAnsi="Times New Roman" w:cs="Times New Roman"/>
         </w:rPr>
-        <w:t xml:space="preserve">m getting </w:t>
-      </w:r>
-      <w:r>
-        <w:rPr>
-          <w:rFonts w:ascii="Times New Roman" w:hAnsi="Times New Roman" w:cs="Times New Roman" w:hint="cs"/>
-          <w:rtl/>
-        </w:rPr>
-        <w:t>בר</w:t>
-      </w:r>
-      <w:r>
-        <w:rPr>
-          <w:rFonts w:ascii="Times New Roman" w:hAnsi="Times New Roman" w:cs="Times New Roman"/>
-          <w:rtl/>
-        </w:rPr>
-        <w:t xml:space="preserve"> </w:t>
-      </w:r>
-      <w:r>
-        <w:rPr>
-          <w:rFonts w:ascii="Times New Roman" w:hAnsi="Times New Roman" w:cs="Times New Roman" w:hint="cs"/>
-          <w:rtl/>
-        </w:rPr>
-        <w:t>מצוה</w:t>
-      </w:r>
-      <w:r>
-        <w:rPr>
-          <w:rFonts w:ascii="Times New Roman" w:hAnsi="Times New Roman" w:cs="Times New Roman"/>
-        </w:rPr>
-        <w:t>, can I have a Borsalino?</w:t>
+        <w:t xml:space="preserve">s called </w:t>
+      </w:r>
+      <w:r>
+        <w:rPr>
+          <w:rFonts w:ascii="Times New Roman" w:hAnsi="Times New Roman" w:cs="Times New Roman" w:hint="cs"/>
+          <w:rtl/>
+        </w:rPr>
+        <w:t>משפחה</w:t>
+      </w:r>
+      <w:r>
+        <w:rPr>
+          <w:rFonts w:ascii="Times New Roman" w:hAnsi="Times New Roman" w:cs="Times New Roman"/>
+        </w:rPr>
+        <w:t>, that</w:t>
       </w:r>
       <w:r>
         <w:rPr>
@@ -1430,19 +1739,7 @@
         <w:rPr>
           <w:rFonts w:ascii="Times New Roman" w:hAnsi="Times New Roman" w:cs="Times New Roman"/>
         </w:rPr>
-        <w:t xml:space="preserve"> </w:t>
-      </w:r>
-      <w:r>
-        <w:rPr>
-          <w:rFonts w:ascii="Times New Roman" w:hAnsi="Times New Roman" w:cs="Times New Roman"/>
-        </w:rPr>
-        <w:t>‘</w:t>
-      </w:r>
-      <w:r>
-        <w:rPr>
-          <w:rFonts w:ascii="Times New Roman" w:hAnsi="Times New Roman" w:cs="Times New Roman"/>
-        </w:rPr>
-        <w:t>Okay, you can have a Borsalino.</w:t>
+        <w:t>s called your family. When you</w:t>
       </w:r>
       <w:r>
         <w:rPr>
@@ -1454,328 +1751,13 @@
         <w:rPr>
           <w:rFonts w:ascii="Times New Roman" w:hAnsi="Times New Roman" w:cs="Times New Roman"/>
         </w:rPr>
-        <w:t xml:space="preserve"> Is that </w:t>
-      </w:r>
-      <w:r>
-        <w:rPr>
-          <w:rFonts w:ascii="Times New Roman" w:hAnsi="Times New Roman" w:cs="Times New Roman" w:hint="cs"/>
-          <w:rtl/>
-        </w:rPr>
-        <w:t>מַתְּנַת</w:t>
-      </w:r>
-      <w:r>
-        <w:rPr>
-          <w:rFonts w:ascii="Times New Roman" w:hAnsi="Times New Roman" w:cs="Times New Roman"/>
-          <w:rtl/>
-        </w:rPr>
-        <w:t xml:space="preserve"> </w:t>
-      </w:r>
-      <w:r>
-        <w:rPr>
-          <w:rFonts w:ascii="Times New Roman" w:hAnsi="Times New Roman" w:cs="Times New Roman" w:hint="cs"/>
-          <w:rtl/>
-        </w:rPr>
-        <w:t>בָּשָׂר</w:t>
-      </w:r>
-      <w:r>
-        <w:rPr>
-          <w:rFonts w:ascii="Times New Roman" w:hAnsi="Times New Roman" w:cs="Times New Roman"/>
-          <w:rtl/>
-        </w:rPr>
-        <w:t xml:space="preserve"> </w:t>
-      </w:r>
-      <w:r>
-        <w:rPr>
-          <w:rFonts w:ascii="Times New Roman" w:hAnsi="Times New Roman" w:cs="Times New Roman" w:hint="cs"/>
-          <w:rtl/>
-        </w:rPr>
-        <w:t>וָדָם</w:t>
-      </w:r>
-      <w:r>
-        <w:rPr>
-          <w:rFonts w:ascii="Times New Roman" w:hAnsi="Times New Roman" w:cs="Times New Roman"/>
-        </w:rPr>
-        <w:t>? A</w:t>
-      </w:r>
-      <w:r>
-        <w:rPr>
-          <w:rFonts w:ascii="Times New Roman" w:hAnsi="Times New Roman" w:cs="Times New Roman"/>
-        </w:rPr>
-        <w:t>n</w:t>
-      </w:r>
-      <w:r>
-        <w:rPr>
-          <w:rFonts w:ascii="Times New Roman" w:hAnsi="Times New Roman" w:cs="Times New Roman"/>
-        </w:rPr>
-        <w:t xml:space="preserve"> </w:t>
-      </w:r>
-      <w:r>
-        <w:rPr>
-          <w:rFonts w:ascii="Times New Roman" w:hAnsi="Times New Roman" w:cs="Times New Roman"/>
-        </w:rPr>
-        <w:t>even</w:t>
-      </w:r>
-      <w:r>
-        <w:rPr>
-          <w:rFonts w:ascii="Times New Roman" w:hAnsi="Times New Roman" w:cs="Times New Roman"/>
-        </w:rPr>
-        <w:t xml:space="preserve"> </w:t>
-      </w:r>
-      <w:r>
-        <w:rPr>
-          <w:rFonts w:ascii="Times New Roman" w:hAnsi="Times New Roman" w:cs="Times New Roman"/>
-        </w:rPr>
-        <w:t xml:space="preserve">older kid </w:t>
-      </w:r>
-      <w:r>
-        <w:rPr>
-          <w:rFonts w:ascii="Times New Roman" w:hAnsi="Times New Roman" w:cs="Times New Roman"/>
-        </w:rPr>
-        <w:t xml:space="preserve">comes along and says, </w:t>
-      </w:r>
-      <w:r>
-        <w:rPr>
-          <w:rFonts w:ascii="Times New Roman" w:hAnsi="Times New Roman" w:cs="Times New Roman"/>
-        </w:rPr>
-        <w:t>‘</w:t>
-      </w:r>
-      <w:r>
-        <w:rPr>
-          <w:rFonts w:ascii="Times New Roman" w:hAnsi="Times New Roman" w:cs="Times New Roman"/>
-        </w:rPr>
-        <w:t>Dad, can I borrow the car keys?</w:t>
-      </w:r>
-      <w:r>
-        <w:rPr>
-          <w:rFonts w:ascii="Times New Roman" w:hAnsi="Times New Roman" w:cs="Times New Roman"/>
-        </w:rPr>
-        <w:t>’</w:t>
-      </w:r>
-      <w:r>
-        <w:rPr>
-          <w:rFonts w:ascii="Times New Roman" w:hAnsi="Times New Roman" w:cs="Times New Roman"/>
-        </w:rPr>
-        <w:t xml:space="preserve"> Is that </w:t>
-      </w:r>
-      <w:r>
-        <w:rPr>
-          <w:rFonts w:ascii="Times New Roman" w:hAnsi="Times New Roman" w:cs="Times New Roman" w:hint="cs"/>
-          <w:rtl/>
-        </w:rPr>
-        <w:t>מַתְּנַת</w:t>
-      </w:r>
-      <w:r>
-        <w:rPr>
-          <w:rFonts w:ascii="Times New Roman" w:hAnsi="Times New Roman" w:cs="Times New Roman"/>
-          <w:rtl/>
-        </w:rPr>
-        <w:t xml:space="preserve"> </w:t>
-      </w:r>
-      <w:r>
-        <w:rPr>
-          <w:rFonts w:ascii="Times New Roman" w:hAnsi="Times New Roman" w:cs="Times New Roman" w:hint="cs"/>
-          <w:rtl/>
-        </w:rPr>
-        <w:t>בָּשָׂר</w:t>
-      </w:r>
-      <w:r>
-        <w:rPr>
-          <w:rFonts w:ascii="Times New Roman" w:hAnsi="Times New Roman" w:cs="Times New Roman"/>
-          <w:rtl/>
-        </w:rPr>
-        <w:t xml:space="preserve"> </w:t>
-      </w:r>
-      <w:r>
-        <w:rPr>
-          <w:rFonts w:ascii="Times New Roman" w:hAnsi="Times New Roman" w:cs="Times New Roman" w:hint="cs"/>
-          <w:rtl/>
-        </w:rPr>
-        <w:t>וָדָם</w:t>
-      </w:r>
-      <w:r>
-        <w:rPr>
-          <w:rFonts w:ascii="Times New Roman" w:hAnsi="Times New Roman" w:cs="Times New Roman"/>
-        </w:rPr>
-        <w:t xml:space="preserve">? And even better, </w:t>
-      </w:r>
-      <w:r>
-        <w:rPr>
-          <w:rFonts w:ascii="Times New Roman" w:hAnsi="Times New Roman" w:cs="Times New Roman"/>
-        </w:rPr>
-        <w:t>‘</w:t>
-      </w:r>
-      <w:r>
-        <w:rPr>
-          <w:rFonts w:ascii="Times New Roman" w:hAnsi="Times New Roman" w:cs="Times New Roman"/>
-        </w:rPr>
-        <w:t>Can I have a car?</w:t>
-      </w:r>
-      <w:r>
-        <w:rPr>
-          <w:rFonts w:ascii="Times New Roman" w:hAnsi="Times New Roman" w:cs="Times New Roman"/>
-        </w:rPr>
-        <w:t>’</w:t>
-      </w:r>
-      <w:r>
-        <w:rPr>
-          <w:rFonts w:ascii="Times New Roman" w:hAnsi="Times New Roman" w:cs="Times New Roman"/>
-        </w:rPr>
-        <w:t xml:space="preserve"> Is that </w:t>
-      </w:r>
-      <w:r>
-        <w:rPr>
-          <w:rFonts w:ascii="Times New Roman" w:hAnsi="Times New Roman" w:cs="Times New Roman" w:hint="cs"/>
-          <w:rtl/>
-        </w:rPr>
-        <w:t>מַתְּנַת</w:t>
-      </w:r>
-      <w:r>
-        <w:rPr>
-          <w:rFonts w:ascii="Times New Roman" w:hAnsi="Times New Roman" w:cs="Times New Roman"/>
-          <w:rtl/>
-        </w:rPr>
-        <w:t xml:space="preserve"> </w:t>
-      </w:r>
-      <w:r>
-        <w:rPr>
-          <w:rFonts w:ascii="Times New Roman" w:hAnsi="Times New Roman" w:cs="Times New Roman" w:hint="cs"/>
-          <w:rtl/>
-        </w:rPr>
-        <w:t>בָּשָׂר</w:t>
-      </w:r>
-      <w:r>
-        <w:rPr>
-          <w:rFonts w:ascii="Times New Roman" w:hAnsi="Times New Roman" w:cs="Times New Roman"/>
-          <w:rtl/>
-        </w:rPr>
-        <w:t xml:space="preserve"> </w:t>
-      </w:r>
-      <w:r>
-        <w:rPr>
-          <w:rFonts w:ascii="Times New Roman" w:hAnsi="Times New Roman" w:cs="Times New Roman" w:hint="cs"/>
-          <w:rtl/>
-        </w:rPr>
-        <w:t>וָדָם</w:t>
-      </w:r>
-      <w:r>
-        <w:rPr>
-          <w:rFonts w:ascii="Times New Roman" w:hAnsi="Times New Roman" w:cs="Times New Roman"/>
-        </w:rPr>
-        <w:t>? No, that</w:t>
-      </w:r>
-      <w:r>
-        <w:rPr>
-          <w:rFonts w:ascii="Times New Roman" w:hAnsi="Times New Roman" w:cs="Times New Roman"/>
-        </w:rPr>
-        <w:t>’</w:t>
-      </w:r>
-      <w:r>
-        <w:rPr>
-          <w:rFonts w:ascii="Times New Roman" w:hAnsi="Times New Roman" w:cs="Times New Roman"/>
-        </w:rPr>
-        <w:t xml:space="preserve">s not </w:t>
-      </w:r>
-      <w:r>
-        <w:rPr>
-          <w:rFonts w:ascii="Times New Roman" w:hAnsi="Times New Roman" w:cs="Times New Roman" w:hint="cs"/>
-          <w:rtl/>
-        </w:rPr>
-        <w:t>מַתְּנַת</w:t>
-      </w:r>
-      <w:r>
-        <w:rPr>
-          <w:rFonts w:ascii="Times New Roman" w:hAnsi="Times New Roman" w:cs="Times New Roman"/>
-          <w:rtl/>
-        </w:rPr>
-        <w:t xml:space="preserve"> </w:t>
-      </w:r>
-      <w:r>
-        <w:rPr>
-          <w:rFonts w:ascii="Times New Roman" w:hAnsi="Times New Roman" w:cs="Times New Roman" w:hint="cs"/>
-          <w:rtl/>
-        </w:rPr>
-        <w:t>בָּשָׂר</w:t>
-      </w:r>
-      <w:r>
-        <w:rPr>
-          <w:rFonts w:ascii="Times New Roman" w:hAnsi="Times New Roman" w:cs="Times New Roman"/>
-          <w:rtl/>
-        </w:rPr>
-        <w:t xml:space="preserve"> </w:t>
-      </w:r>
-      <w:r>
-        <w:rPr>
-          <w:rFonts w:ascii="Times New Roman" w:hAnsi="Times New Roman" w:cs="Times New Roman" w:hint="cs"/>
-          <w:rtl/>
-        </w:rPr>
-        <w:t>וָדָם</w:t>
-      </w:r>
-      <w:r>
-        <w:rPr>
-          <w:rFonts w:ascii="Times New Roman" w:hAnsi="Times New Roman" w:cs="Times New Roman"/>
-        </w:rPr>
-        <w:t>. Why? Because that</w:t>
-      </w:r>
-      <w:r>
-        <w:rPr>
-          <w:rFonts w:ascii="Times New Roman" w:hAnsi="Times New Roman" w:cs="Times New Roman"/>
-        </w:rPr>
-        <w:t>’</w:t>
-      </w:r>
-      <w:r>
-        <w:rPr>
-          <w:rFonts w:ascii="Times New Roman" w:hAnsi="Times New Roman" w:cs="Times New Roman"/>
-        </w:rPr>
-        <w:t xml:space="preserve">s called </w:t>
-      </w:r>
-      <w:r>
-        <w:rPr>
-          <w:rFonts w:ascii="Times New Roman" w:hAnsi="Times New Roman" w:cs="Times New Roman" w:hint="cs"/>
-          <w:rtl/>
-        </w:rPr>
-        <w:t>משפחה</w:t>
-      </w:r>
-      <w:r>
-        <w:rPr>
-          <w:rFonts w:ascii="Times New Roman" w:hAnsi="Times New Roman" w:cs="Times New Roman"/>
-        </w:rPr>
-        <w:t>, that</w:t>
-      </w:r>
-      <w:r>
-        <w:rPr>
-          <w:rFonts w:ascii="Times New Roman" w:hAnsi="Times New Roman" w:cs="Times New Roman"/>
-        </w:rPr>
-        <w:t>’</w:t>
-      </w:r>
-      <w:r>
-        <w:rPr>
-          <w:rFonts w:ascii="Times New Roman" w:hAnsi="Times New Roman" w:cs="Times New Roman"/>
-        </w:rPr>
-        <w:t>s called your family. When you</w:t>
-      </w:r>
-      <w:r>
-        <w:rPr>
-          <w:rFonts w:ascii="Times New Roman" w:hAnsi="Times New Roman" w:cs="Times New Roman"/>
-        </w:rPr>
-        <w:t>’</w:t>
-      </w:r>
-      <w:r>
-        <w:rPr>
-          <w:rFonts w:ascii="Times New Roman" w:hAnsi="Times New Roman" w:cs="Times New Roman"/>
-        </w:rPr>
         <w:t>re getting something from your father, mother, and family, that</w:t>
       </w:r>
       <w:r>
         <w:rPr>
           <w:rFonts w:ascii="Times New Roman" w:hAnsi="Times New Roman" w:cs="Times New Roman"/>
         </w:rPr>
-        <w:t>’</w:t>
-      </w:r>
-      <w:r>
-        <w:rPr>
-          <w:rFonts w:ascii="Times New Roman" w:hAnsi="Times New Roman" w:cs="Times New Roman"/>
-        </w:rPr>
-        <w:t xml:space="preserve">s not </w:t>
+        <w:t>’s not</w:t>
       </w:r>
       <w:r>
         <w:rPr>
@@ -1840,9 +1822,59 @@
       </w:r>
       <w:r>
         <w:rPr>
-          <w:rFonts w:ascii="Times New Roman" w:hAnsi="Times New Roman" w:cs="Times New Roman"/>
-        </w:rPr>
-        <w:t xml:space="preserve"> </w:t>
+          <w:rFonts w:ascii="Times New Roman" w:hAnsi="Times New Roman" w:cs="Times New Roman" w:hint="cs"/>
+          <w:rtl/>
+        </w:rPr>
+        <w:t>אַחַת</w:t>
+      </w:r>
+      <w:r>
+        <w:rPr>
+          <w:rFonts w:ascii="Times New Roman" w:hAnsi="Times New Roman" w:cs="Times New Roman"/>
+          <w:rtl/>
+        </w:rPr>
+        <w:t> </w:t>
+      </w:r>
+      <w:r>
+        <w:rPr>
+          <w:rFonts w:ascii="Times New Roman" w:hAnsi="Times New Roman" w:cs="Times New Roman" w:hint="cs"/>
+          <w:rtl/>
+        </w:rPr>
+        <w:t>שָׁאַלְתִּי</w:t>
+      </w:r>
+      <w:r>
+        <w:rPr>
+          <w:rFonts w:ascii="Times New Roman" w:hAnsi="Times New Roman" w:cs="Times New Roman"/>
+          <w:rtl/>
+        </w:rPr>
+        <w:t xml:space="preserve"> </w:t>
+      </w:r>
+      <w:r>
+        <w:rPr>
+          <w:rFonts w:ascii="Times New Roman" w:hAnsi="Times New Roman" w:cs="Times New Roman" w:hint="cs"/>
+          <w:rtl/>
+        </w:rPr>
+        <w:t>מֵאֵת</w:t>
+      </w:r>
+      <w:r>
+        <w:rPr>
+          <w:rFonts w:ascii="Times New Roman" w:hAnsi="Times New Roman" w:cs="Times New Roman"/>
+          <w:rtl/>
+        </w:rPr>
+        <w:t xml:space="preserve"> </w:t>
+      </w:r>
+      <w:r>
+        <w:rPr>
+          <w:rFonts w:ascii="Times New Roman" w:hAnsi="Times New Roman" w:cs="Times New Roman" w:hint="cs"/>
+          <w:rtl/>
+        </w:rPr>
+        <w:t>ה׳</w:t>
+      </w:r>
+      <w:r>
+        <w:rPr>
+          <w:rFonts w:ascii="Times New Roman" w:hAnsi="Times New Roman" w:cs="Times New Roman"/>
+          <w:rtl/>
+        </w:rPr>
+        <w:t xml:space="preserve"> ... </w:t>
       </w:r>
       <w:r>
         <w:rPr>
@@ -1863,21 +1895,49 @@
           <w:rFonts w:ascii="Times New Roman" w:hAnsi="Times New Roman" w:cs="Times New Roman" w:hint="cs"/>
           <w:rtl/>
         </w:rPr>
-        <w:t>בְּבֵית ה׳</w:t>
-      </w:r>
-      <w:r>
-        <w:rPr>
-          <w:rFonts w:ascii="Times New Roman" w:hAnsi="Times New Roman" w:cs="Times New Roman"/>
-          <w:rtl/>
-        </w:rPr>
-        <w:t xml:space="preserve"> </w:t>
-      </w:r>
-      <w:r>
-        <w:rPr>
-          <w:rFonts w:ascii="Times New Roman" w:hAnsi="Times New Roman" w:cs="Times New Roman" w:hint="cs"/>
-          <w:rtl/>
-        </w:rPr>
-        <w:t>כׇּל יְמֵי</w:t>
+        <w:t>בְּבֵית</w:t>
+      </w:r>
+      <w:r>
+        <w:rPr>
+          <w:rFonts w:ascii="Times New Roman" w:hAnsi="Times New Roman" w:cs="Times New Roman"/>
+          <w:rtl/>
+        </w:rPr>
+        <w:t xml:space="preserve"> </w:t>
+      </w:r>
+      <w:r>
+        <w:rPr>
+          <w:rFonts w:ascii="Times New Roman" w:hAnsi="Times New Roman" w:cs="Times New Roman" w:hint="cs"/>
+          <w:rtl/>
+        </w:rPr>
+        <w:t>ה׳</w:t>
+      </w:r>
+      <w:r>
+        <w:rPr>
+          <w:rFonts w:ascii="Times New Roman" w:hAnsi="Times New Roman" w:cs="Times New Roman"/>
+          <w:rtl/>
+        </w:rPr>
+        <w:t xml:space="preserve"> </w:t>
+      </w:r>
+      <w:r>
+        <w:rPr>
+          <w:rFonts w:ascii="Times New Roman" w:hAnsi="Times New Roman" w:cs="Times New Roman" w:hint="cs"/>
+          <w:rtl/>
+        </w:rPr>
+        <w:t>כׇּל</w:t>
+      </w:r>
+      <w:r>
+        <w:rPr>
+          <w:rFonts w:ascii="Times New Roman" w:hAnsi="Times New Roman" w:cs="Times New Roman"/>
+          <w:rtl/>
+        </w:rPr>
+        <w:t xml:space="preserve"> </w:t>
+      </w:r>
+      <w:r>
+        <w:rPr>
+          <w:rFonts w:ascii="Times New Roman" w:hAnsi="Times New Roman" w:cs="Times New Roman" w:hint="cs"/>
+          <w:rtl/>
+        </w:rPr>
+        <w:t>יְמֵי</w:t>
       </w:r>
       <w:r>
         <w:rPr>
@@ -2089,7 +2149,19 @@
         <w:rPr>
           <w:rFonts w:ascii="Times New Roman" w:hAnsi="Times New Roman" w:cs="Times New Roman"/>
         </w:rPr>
-        <w:t xml:space="preserve"> you can ask for everything. And that</w:t>
+        <w:t xml:space="preserve"> you can ask for everything. </w:t>
+      </w:r>
+      <w:r>
+        <w:rPr>
+          <w:rFonts w:ascii="Times New Roman" w:hAnsi="Times New Roman" w:cs="Times New Roman"/>
+        </w:rPr>
+        <w:t>T</w:t>
+      </w:r>
+      <w:r>
+        <w:rPr>
+          <w:rFonts w:ascii="Times New Roman" w:hAnsi="Times New Roman" w:cs="Times New Roman"/>
+        </w:rPr>
+        <w:t>hat</w:t>
       </w:r>
       <w:r>
         <w:rPr>
@@ -2131,7 +2203,38 @@
         <w:rPr>
           <w:rFonts w:ascii="Times New Roman" w:hAnsi="Times New Roman" w:cs="Times New Roman"/>
         </w:rPr>
-        <w:t xml:space="preserve">, we can ask for everything. And may </w:t>
+        <w:t xml:space="preserve">, we can ask for everything. </w:t>
+      </w:r>
+      <w:r>
+        <w:rPr>
+          <w:rFonts w:ascii="Times New Roman" w:hAnsi="Times New Roman" w:cs="Times New Roman"/>
+        </w:rPr>
+        <w:t>M</w:t>
+      </w:r>
+      <w:r>
+        <w:rPr>
+          <w:rFonts w:ascii="Times New Roman" w:hAnsi="Times New Roman" w:cs="Times New Roman"/>
+        </w:rPr>
+        <w:t xml:space="preserve">ay </w:t>
+      </w:r>
+      <w:r>
+        <w:rPr>
+          <w:rFonts w:ascii="Times New Roman" w:hAnsi="Times New Roman" w:cs="Times New Roman"/>
+        </w:rPr>
+        <w:t xml:space="preserve">we be </w:t>
+      </w:r>
+      <w:r>
+        <w:rPr>
+          <w:rFonts w:ascii="Times New Roman" w:hAnsi="Times New Roman" w:cs="Times New Roman" w:hint="cs"/>
+          <w:rtl/>
+        </w:rPr>
+        <w:t>זוכה</w:t>
+      </w:r>
+      <w:r>
+        <w:rPr>
+          <w:rFonts w:ascii="Times New Roman" w:hAnsi="Times New Roman" w:cs="Times New Roman"/>
+        </w:rPr>
+        <w:t xml:space="preserve"> that </w:t>
       </w:r>
       <w:r>
         <w:rPr>
@@ -2172,20 +2275,13 @@
         <w:rPr>
           <w:rFonts w:ascii="Times New Roman" w:hAnsi="Times New Roman" w:cs="Times New Roman"/>
         </w:rPr>
-        <w:t xml:space="preserve"> give us the </w:t>
-      </w:r>
-      <w:r>
-        <w:rPr>
-          <w:rFonts w:ascii="Times New Roman" w:hAnsi="Times New Roman" w:cs="Times New Roman" w:hint="cs"/>
-          <w:rtl/>
-        </w:rPr>
-        <w:t>זכות</w:t>
-      </w:r>
-      <w:r>
-        <w:rPr>
-          <w:rFonts w:ascii="Times New Roman" w:hAnsi="Times New Roman" w:cs="Times New Roman"/>
-        </w:rPr>
-        <w:t xml:space="preserve"> to get all the good things we ask for, </w:t>
+        <w:t xml:space="preserve"> give us all the good things we ask for</w:t>
+      </w:r>
+      <w:r>
+        <w:rPr>
+          <w:rFonts w:ascii="Times New Roman" w:hAnsi="Times New Roman" w:cs="Times New Roman"/>
+        </w:rPr>
+        <w:t xml:space="preserve"> </w:t>
       </w:r>
       <w:r>
         <w:rPr>

--- a/Files/06 - Yom Tov/08 - Elul/5784/Elul 5784.docx
+++ b/Files/06 - Yom Tov/08 - Elul/5784/Elul 5784.docx
@@ -144,7 +144,7 @@
           <w:rFonts w:ascii="Times New Roman" w:hAnsi="Times New Roman" w:cs="Times New Roman"/>
           <w:rtl/>
         </w:rPr>
-        <w:t> </w:t>
+        <w:t xml:space="preserve"> </w:t>
       </w:r>
       <w:r>
         <w:rPr>
@@ -230,7 +230,7 @@
           <w:rFonts w:ascii="Times New Roman" w:hAnsi="Times New Roman" w:cs="Times New Roman"/>
           <w:rtl/>
         </w:rPr>
-        <w:t> </w:t>
+        <w:t xml:space="preserve"> </w:t>
       </w:r>
       <w:r>
         <w:rPr>
@@ -823,7 +823,7 @@
           <w:rFonts w:ascii="Times New Roman" w:hAnsi="Times New Roman" w:cs="Times New Roman"/>
           <w:rtl/>
         </w:rPr>
-        <w:t> </w:t>
+        <w:t xml:space="preserve"> </w:t>
       </w:r>
       <w:r>
         <w:rPr>
@@ -1757,7 +1757,7 @@
         <w:rPr>
           <w:rFonts w:ascii="Times New Roman" w:hAnsi="Times New Roman" w:cs="Times New Roman"/>
         </w:rPr>
-        <w:t>’s not</w:t>
+        <w:t xml:space="preserve">’s not </w:t>
       </w:r>
       <w:r>
         <w:rPr>
@@ -1832,7 +1832,7 @@
           <w:rFonts w:ascii="Times New Roman" w:hAnsi="Times New Roman" w:cs="Times New Roman"/>
           <w:rtl/>
         </w:rPr>
-        <w:t> </w:t>
+        <w:t xml:space="preserve"> </w:t>
       </w:r>
       <w:r>
         <w:rPr>

--- a/Files/06 - Yom Tov/08 - Elul/5784/Elul 5784.docx
+++ b/Files/06 - Yom Tov/08 - Elul/5784/Elul 5784.docx
@@ -144,7 +144,7 @@
           <w:rFonts w:ascii="Times New Roman" w:hAnsi="Times New Roman" w:cs="Times New Roman"/>
           <w:rtl/>
         </w:rPr>
-        <w:t xml:space="preserve"> </w:t>
+        <w:t> </w:t>
       </w:r>
       <w:r>
         <w:rPr>
@@ -230,7 +230,7 @@
           <w:rFonts w:ascii="Times New Roman" w:hAnsi="Times New Roman" w:cs="Times New Roman"/>
           <w:rtl/>
         </w:rPr>
-        <w:t xml:space="preserve"> </w:t>
+        <w:t> </w:t>
       </w:r>
       <w:r>
         <w:rPr>
@@ -823,7 +823,7 @@
           <w:rFonts w:ascii="Times New Roman" w:hAnsi="Times New Roman" w:cs="Times New Roman"/>
           <w:rtl/>
         </w:rPr>
-        <w:t xml:space="preserve"> </w:t>
+        <w:t> </w:t>
       </w:r>
       <w:r>
         <w:rPr>
@@ -1757,7 +1757,13 @@
         <w:rPr>
           <w:rFonts w:ascii="Times New Roman" w:hAnsi="Times New Roman" w:cs="Times New Roman"/>
         </w:rPr>
-        <w:t xml:space="preserve">’s not </w:t>
+        <w:t>’</w:t>
+      </w:r>
+      <w:r>
+        <w:rPr>
+          <w:rFonts w:ascii="Times New Roman" w:hAnsi="Times New Roman" w:cs="Times New Roman"/>
+        </w:rPr>
+        <w:t>s not</w:t>
       </w:r>
       <w:r>
         <w:rPr>
@@ -1832,7 +1838,7 @@
           <w:rFonts w:ascii="Times New Roman" w:hAnsi="Times New Roman" w:cs="Times New Roman"/>
           <w:rtl/>
         </w:rPr>
-        <w:t xml:space="preserve"> </w:t>
+        <w:t> </w:t>
       </w:r>
       <w:r>
         <w:rPr>
@@ -1963,6 +1969,12 @@
         <w:rPr>
           <w:rFonts w:ascii="Times New Roman" w:hAnsi="Times New Roman" w:cs="Times New Roman"/>
         </w:rPr>
+        <w:t xml:space="preserve"> I want to live in your house.</w:t>
+      </w:r>
+      <w:r>
+        <w:rPr>
+          <w:rFonts w:ascii="Times New Roman" w:hAnsi="Times New Roman" w:cs="Times New Roman"/>
+        </w:rPr>
         <w:t xml:space="preserve"> I want to be part of your </w:t>
       </w:r>
       <w:r>
@@ -1976,7 +1988,13 @@
         <w:rPr>
           <w:rFonts w:ascii="Times New Roman" w:hAnsi="Times New Roman" w:cs="Times New Roman"/>
         </w:rPr>
-        <w:t>. I want to live in your house. I want to be close to you</w:t>
+        <w:t>.</w:t>
+      </w:r>
+      <w:r>
+        <w:rPr>
+          <w:rFonts w:ascii="Times New Roman" w:hAnsi="Times New Roman" w:cs="Times New Roman"/>
+        </w:rPr>
+        <w:t xml:space="preserve"> I want to be close to you</w:t>
       </w:r>
       <w:r>
         <w:rPr>

--- a/Files/06 - Yom Tov/08 - Elul/5784/Elul 5784.docx
+++ b/Files/06 - Yom Tov/08 - Elul/5784/Elul 5784.docx
@@ -144,7 +144,7 @@
           <w:rFonts w:ascii="Times New Roman" w:hAnsi="Times New Roman" w:cs="Times New Roman"/>
           <w:rtl/>
         </w:rPr>
-        <w:t> </w:t>
+        <w:t xml:space="preserve"> </w:t>
       </w:r>
       <w:r>
         <w:rPr>
@@ -230,7 +230,7 @@
           <w:rFonts w:ascii="Times New Roman" w:hAnsi="Times New Roman" w:cs="Times New Roman"/>
           <w:rtl/>
         </w:rPr>
-        <w:t> </w:t>
+        <w:t xml:space="preserve"> </w:t>
       </w:r>
       <w:r>
         <w:rPr>
@@ -823,7 +823,7 @@
           <w:rFonts w:ascii="Times New Roman" w:hAnsi="Times New Roman" w:cs="Times New Roman"/>
           <w:rtl/>
         </w:rPr>
-        <w:t> </w:t>
+        <w:t xml:space="preserve"> </w:t>
       </w:r>
       <w:r>
         <w:rPr>
@@ -1763,7 +1763,7 @@
         <w:rPr>
           <w:rFonts w:ascii="Times New Roman" w:hAnsi="Times New Roman" w:cs="Times New Roman"/>
         </w:rPr>
-        <w:t>s not</w:t>
+        <w:t xml:space="preserve">s not </w:t>
       </w:r>
       <w:r>
         <w:rPr>
@@ -1838,7 +1838,7 @@
           <w:rFonts w:ascii="Times New Roman" w:hAnsi="Times New Roman" w:cs="Times New Roman"/>
           <w:rtl/>
         </w:rPr>
-        <w:t> </w:t>
+        <w:t xml:space="preserve"> </w:t>
       </w:r>
       <w:r>
         <w:rPr>
